--- a/Klastry_5_1_Cw_Klastry_2/Klastry_5_1_Cw_Klastry_2.docx
+++ b/Klastry_5_1_Cw_Klastry_2/Klastry_5_1_Cw_Klastry_2.docx
@@ -55,12 +55,6 @@
           <w:rFonts w:ascii="Times New Roman" w:hAnsi="Times New Roman" w:cs="Times New Roman"/>
         </w:rPr>
         <w:t xml:space="preserve"> Information (NCBI). Wyszukano eksperyment o identyfikatorze SRR16356247, a następnie skorzystano z dostępnej opcji pobierania danych „SRA Normalized”.</w:t>
-      </w:r>
-      <w:r>
-        <w:rPr>
-          <w:rFonts w:ascii="Times New Roman" w:hAnsi="Times New Roman" w:cs="Times New Roman"/>
-        </w:rPr>
-        <w:t>s</w:t>
       </w:r>
     </w:p>
     <w:sectPr>
